--- a/docs/cadrage/equipe-6-story-map-v1.0.docx
+++ b/docs/cadrage/equipe-6-story-map-v1.0.docx
@@ -564,6 +564,53 @@
       </w:r>
     </w:p>
     <w:p>
+      <w:r>
+        <w:rPr>
+          <w:b/>
+        </w:rPr>
+        <w:t>Mise à jour J4</w:t>
+      </w:r>
+      <w:r>
+        <w:t xml:space="preserve"> : le passage à l'échelle ajoute une </w:t>
+      </w:r>
+      <w:r>
+        <w:rPr>
+          <w:b/>
+        </w:rPr>
+        <w:t>8ᵉ activité transverse « Utiliser la plateforme publique »</w:t>
+      </w:r>
+      <w:r>
+        <w:t xml:space="preserve">. Elle ne remplace pas le parcours MVP ; elle ajoute les exigences nécessaires pour une adoption nationale : </w:t>
+      </w:r>
+      <w:r>
+        <w:rPr>
+          <w:b/>
+        </w:rPr>
+        <w:t>RGAA</w:t>
+      </w:r>
+      <w:r>
+        <w:t xml:space="preserve">, </w:t>
+      </w:r>
+      <w:r>
+        <w:rPr>
+          <w:b/>
+        </w:rPr>
+        <w:t>i18n</w:t>
+      </w:r>
+      <w:r>
+        <w:t xml:space="preserve"> et </w:t>
+      </w:r>
+      <w:r>
+        <w:rPr>
+          <w:b/>
+        </w:rPr>
+        <w:t>scalabilité</w:t>
+      </w:r>
+      <w:r>
+        <w:t>.</w:t>
+      </w:r>
+    </w:p>
+    <w:p>
       <w:pPr>
         <w:pStyle w:val="Heading1"/>
       </w:pPr>
@@ -990,6 +1037,64 @@
             <w:r/>
             <w:r>
               <w:t>Mme Lefèvre</w:t>
+            </w:r>
+          </w:p>
+        </w:tc>
+      </w:tr>
+      <w:tr>
+        <w:tc>
+          <w:tcPr>
+            <w:tcW w:type="dxa" w:w="2160"/>
+          </w:tcPr>
+          <w:p>
+            <w:r/>
+            <w:r>
+              <w:t>8</w:t>
+            </w:r>
+          </w:p>
+        </w:tc>
+        <w:tc>
+          <w:tcPr>
+            <w:tcW w:type="dxa" w:w="2160"/>
+          </w:tcPr>
+          <w:p>
+            <w:r/>
+            <w:r>
+              <w:rPr>
+                <w:b/>
+              </w:rPr>
+              <w:t>Utiliser la plateforme publique</w:t>
+            </w:r>
+            <w:r>
+              <w:t xml:space="preserve"> </w:t>
+            </w:r>
+            <w:r>
+              <w:rPr>
+                <w:i/>
+              </w:rPr>
+              <w:t>(J4)</w:t>
+            </w:r>
+          </w:p>
+        </w:tc>
+        <w:tc>
+          <w:tcPr>
+            <w:tcW w:type="dxa" w:w="2160"/>
+          </w:tcPr>
+          <w:p>
+            <w:r/>
+            <w:r>
+              <w:t>E14 / E15 / E16</w:t>
+            </w:r>
+          </w:p>
+        </w:tc>
+        <w:tc>
+          <w:tcPr>
+            <w:tcW w:type="dxa" w:w="2160"/>
+          </w:tcPr>
+          <w:p>
+            <w:r/>
+            <w:r>
+              <w:t>Amina, Diego, État / DPO</w:t>
             </w:r>
           </w:p>
         </w:tc>
@@ -1890,6 +1995,53 @@
           </w:p>
         </w:tc>
       </w:tr>
+      <w:tr>
+        <w:tc>
+          <w:tcPr>
+            <w:tcW w:type="dxa" w:w="2880"/>
+          </w:tcPr>
+          <w:p>
+            <w:r/>
+            <w:r>
+              <w:rPr>
+                <w:b/>
+              </w:rPr>
+              <w:t>🏛️ Release 3 — Plateforme publique</w:t>
+            </w:r>
+          </w:p>
+        </w:tc>
+        <w:tc>
+          <w:tcPr>
+            <w:tcW w:type="dxa" w:w="2880"/>
+          </w:tcPr>
+          <w:p>
+            <w:r/>
+            <w:r>
+              <w:t>Passage à l'échelle J4 : scalabilité nationale (US-SC.</w:t>
+            </w:r>
+            <w:r>
+              <w:rPr>
+                <w:i/>
+              </w:rPr>
+              <w:t>), accessibilité RGAA (US-A11Y.</w:t>
+            </w:r>
+            <w:r>
+              <w:t>), i18n (US-I18N.*), conformité internationale (US-RGPD-INT.1)</w:t>
+            </w:r>
+          </w:p>
+        </w:tc>
+        <w:tc>
+          <w:tcPr>
+            <w:tcW w:type="dxa" w:w="2880"/>
+          </w:tcPr>
+          <w:p>
+            <w:r/>
+            <w:r>
+              <w:t>Cadrée jeudi, planifiée au-delà de la semaine</w:t>
+            </w:r>
+          </w:p>
+        </w:tc>
+      </w:tr>
     </w:tbl>
     <w:p/>
     <w:p>
@@ -1922,6 +2074,300 @@
       </w:r>
       <w:r>
         <w:t xml:space="preserve"> : à fiabiliser en priorité, sinon pas de démo.</w:t>
+      </w:r>
+    </w:p>
+    <w:p>
+      <w:pPr>
+        <w:pStyle w:val="Heading1"/>
+      </w:pPr>
+      <w:r>
+        <w:t>4bis. Addendum J4 — Activité transverse « Plateforme publique »</w:t>
+      </w:r>
+    </w:p>
+    <w:tbl>
+      <w:tblPr>
+        <w:tblStyle w:val="LightGrid-Accent1"/>
+        <w:tblW w:type="auto" w:w="0"/>
+        <w:jc w:val="center"/>
+        <w:tblLook w:firstColumn="1" w:firstRow="1" w:lastColumn="0" w:lastRow="0" w:noHBand="0" w:noVBand="1" w:val="04A0"/>
+      </w:tblPr>
+      <w:tblGrid>
+        <w:gridCol w:w="2160"/>
+        <w:gridCol w:w="2160"/>
+        <w:gridCol w:w="2160"/>
+        <w:gridCol w:w="2160"/>
+      </w:tblGrid>
+      <w:tr>
+        <w:tc>
+          <w:tcPr>
+            <w:tcW w:type="dxa" w:w="2160"/>
+          </w:tcPr>
+          <w:p>
+            <w:r/>
+            <w:r>
+              <w:rPr>
+                <w:b/>
+              </w:rPr>
+              <w:t>Axe J4</w:t>
+            </w:r>
+          </w:p>
+        </w:tc>
+        <w:tc>
+          <w:tcPr>
+            <w:tcW w:type="dxa" w:w="2160"/>
+          </w:tcPr>
+          <w:p>
+            <w:r/>
+            <w:r>
+              <w:rPr>
+                <w:b/>
+              </w:rPr>
+              <w:t>Activité utilisateur</w:t>
+            </w:r>
+          </w:p>
+        </w:tc>
+        <w:tc>
+          <w:tcPr>
+            <w:tcW w:type="dxa" w:w="2160"/>
+          </w:tcPr>
+          <w:p>
+            <w:r/>
+            <w:r>
+              <w:rPr>
+                <w:b/>
+              </w:rPr>
+              <w:t>Stories backlog</w:t>
+            </w:r>
+          </w:p>
+        </w:tc>
+        <w:tc>
+          <w:tcPr>
+            <w:tcW w:type="dxa" w:w="2160"/>
+          </w:tcPr>
+          <w:p>
+            <w:r/>
+            <w:r>
+              <w:rPr>
+                <w:b/>
+              </w:rPr>
+              <w:t>MoSCoW</w:t>
+            </w:r>
+          </w:p>
+        </w:tc>
+      </w:tr>
+      <w:tr>
+        <w:tc>
+          <w:tcPr>
+            <w:tcW w:type="dxa" w:w="2160"/>
+          </w:tcPr>
+          <w:p>
+            <w:r/>
+            <w:r>
+              <w:rPr>
+                <w:b/>
+              </w:rPr>
+              <w:t>Scalabilité</w:t>
+            </w:r>
+          </w:p>
+        </w:tc>
+        <w:tc>
+          <w:tcPr>
+            <w:tcW w:type="dxa" w:w="2160"/>
+          </w:tcPr>
+          <w:p>
+            <w:r/>
+            <w:r>
+              <w:t>Générer un quiz même en période de pic national, sans timeout ni file bloquante visible.</w:t>
+            </w:r>
+          </w:p>
+        </w:tc>
+        <w:tc>
+          <w:tcPr>
+            <w:tcW w:type="dxa" w:w="2160"/>
+          </w:tcPr>
+          <w:p>
+            <w:r/>
+            <w:r>
+              <w:t>US-SC.1, US-SC.2, US-SC.3, US-SC.4</w:t>
+            </w:r>
+          </w:p>
+        </w:tc>
+        <w:tc>
+          <w:tcPr>
+            <w:tcW w:type="dxa" w:w="2160"/>
+          </w:tcPr>
+          <w:p>
+            <w:r/>
+            <w:r>
+              <w:t>M/M/S/C</w:t>
+            </w:r>
+          </w:p>
+        </w:tc>
+      </w:tr>
+      <w:tr>
+        <w:tc>
+          <w:tcPr>
+            <w:tcW w:type="dxa" w:w="2160"/>
+          </w:tcPr>
+          <w:p>
+            <w:r/>
+            <w:r>
+              <w:rPr>
+                <w:b/>
+              </w:rPr>
+              <w:t>Accessibilité RGAA</w:t>
+            </w:r>
+          </w:p>
+        </w:tc>
+        <w:tc>
+          <w:tcPr>
+            <w:tcW w:type="dxa" w:w="2160"/>
+          </w:tcPr>
+          <w:p>
+            <w:r/>
+            <w:r>
+              <w:t>Naviguer au clavier, lire l'interface au lecteur d'écran, comprendre les erreurs et focus.</w:t>
+            </w:r>
+          </w:p>
+        </w:tc>
+        <w:tc>
+          <w:tcPr>
+            <w:tcW w:type="dxa" w:w="2160"/>
+          </w:tcPr>
+          <w:p>
+            <w:r/>
+            <w:r>
+              <w:t>US-A11Y.1, US-A11Y.2</w:t>
+            </w:r>
+          </w:p>
+        </w:tc>
+        <w:tc>
+          <w:tcPr>
+            <w:tcW w:type="dxa" w:w="2160"/>
+          </w:tcPr>
+          <w:p>
+            <w:r/>
+            <w:r>
+              <w:t>M/S</w:t>
+            </w:r>
+          </w:p>
+        </w:tc>
+      </w:tr>
+      <w:tr>
+        <w:tc>
+          <w:tcPr>
+            <w:tcW w:type="dxa" w:w="2160"/>
+          </w:tcPr>
+          <w:p>
+            <w:r/>
+            <w:r>
+              <w:rPr>
+                <w:b/>
+              </w:rPr>
+              <w:t>Internationalisation</w:t>
+            </w:r>
+          </w:p>
+        </w:tc>
+        <w:tc>
+          <w:tcPr>
+            <w:tcW w:type="dxa" w:w="2160"/>
+          </w:tcPr>
+          <w:p>
+            <w:r/>
+            <w:r>
+              <w:t>Choisir une langue d'interface et obtenir des quiz IA cohérents dans cette langue.</w:t>
+            </w:r>
+          </w:p>
+        </w:tc>
+        <w:tc>
+          <w:tcPr>
+            <w:tcW w:type="dxa" w:w="2160"/>
+          </w:tcPr>
+          <w:p>
+            <w:r/>
+            <w:r>
+              <w:t>US-I18N.1, US-I18N.2</w:t>
+            </w:r>
+          </w:p>
+        </w:tc>
+        <w:tc>
+          <w:tcPr>
+            <w:tcW w:type="dxa" w:w="2160"/>
+          </w:tcPr>
+          <w:p>
+            <w:r/>
+            <w:r>
+              <w:t>S/S</w:t>
+            </w:r>
+          </w:p>
+        </w:tc>
+      </w:tr>
+      <w:tr>
+        <w:tc>
+          <w:tcPr>
+            <w:tcW w:type="dxa" w:w="2160"/>
+          </w:tcPr>
+          <w:p>
+            <w:r/>
+            <w:r>
+              <w:rPr>
+                <w:b/>
+              </w:rPr>
+              <w:t>Conformité internationale</w:t>
+            </w:r>
+          </w:p>
+        </w:tc>
+        <w:tc>
+          <w:tcPr>
+            <w:tcW w:type="dxa" w:w="2160"/>
+          </w:tcPr>
+          <w:p>
+            <w:r/>
+            <w:r>
+              <w:t>Garantir hébergement UE, DPA et absence de transfert non maîtrisé.</w:t>
+            </w:r>
+          </w:p>
+        </w:tc>
+        <w:tc>
+          <w:tcPr>
+            <w:tcW w:type="dxa" w:w="2160"/>
+          </w:tcPr>
+          <w:p>
+            <w:r/>
+            <w:r>
+              <w:t>US-RGPD-INT.1</w:t>
+            </w:r>
+          </w:p>
+        </w:tc>
+        <w:tc>
+          <w:tcPr>
+            <w:tcW w:type="dxa" w:w="2160"/>
+          </w:tcPr>
+          <w:p>
+            <w:r/>
+            <w:r>
+              <w:t>M</w:t>
+            </w:r>
+          </w:p>
+        </w:tc>
+      </w:tr>
+    </w:tbl>
+    <w:p/>
+    <w:p>
+      <w:pPr>
+        <w:ind w:left="454"/>
+      </w:pPr>
+      <w:r>
+        <w:t xml:space="preserve">Lecture PO : ces stories sont </w:t>
+      </w:r>
+      <w:r>
+        <w:rPr>
+          <w:b/>
+        </w:rPr>
+        <w:t>préventives</w:t>
+      </w:r>
+      <w:r>
+        <w:t>. Elles réduisent les risques J4 identifiés dans j4-passage-echelle.md et ne doivent pas être confondues avec le périmètre de démonstration R1/R2.</w:t>
       </w:r>
     </w:p>
     <w:p>
@@ -2230,7 +2676,7 @@
           <w:p>
             <w:r/>
             <w:r>
-              <w:t>Les tranches de livraison (R1/R2) sont identifiées</w:t>
+              <w:t>Les tranches de livraison (R1/R2/R3) sont identifiées</w:t>
             </w:r>
           </w:p>
         </w:tc>
@@ -2288,6 +2734,41 @@
             <w:r/>
             <w:r>
               <w:t>Colonne 7 « Piloter sa classe » + US-T.x en MUST.</w:t>
+            </w:r>
+          </w:p>
+        </w:tc>
+      </w:tr>
+      <w:tr>
+        <w:tc>
+          <w:tcPr>
+            <w:tcW w:type="dxa" w:w="2880"/>
+          </w:tcPr>
+          <w:p>
+            <w:r/>
+            <w:r>
+              <w:t>La perturbation J4 est intégrée</w:t>
+            </w:r>
+          </w:p>
+        </w:tc>
+        <w:tc>
+          <w:tcPr>
+            <w:tcW w:type="dxa" w:w="2880"/>
+          </w:tcPr>
+          <w:p>
+            <w:r/>
+            <w:r>
+              <w:t>☑ Oui</w:t>
+            </w:r>
+          </w:p>
+        </w:tc>
+        <w:tc>
+          <w:tcPr>
+            <w:tcW w:type="dxa" w:w="2880"/>
+          </w:tcPr>
+          <w:p>
+            <w:r/>
+            <w:r>
+              <w:t>§4bis : activité transverse plateforme publique + E14/E15/E16.</w:t>
             </w:r>
           </w:p>
         </w:tc>
